--- a/Fase 2/Evidencias Individuales/Gómez_Thiare_2.1_APT122_DiarioReflexionFase2.docx
+++ b/Fase 2/Evidencias Individuales/Gómez_Thiare_2.1_APT122_DiarioReflexionFase2.docx
@@ -13,6 +13,16 @@
       </w:r>
     </w:p>
     <w:tbl>
+      <w:tblGrid>
+        <w:gridCol w:w="835"/>
+        <w:gridCol w:w="9088"/>
+        <w:tblGridChange w:id="0">
+          <w:tblGrid>
+            <w:gridCol w:w="835"/>
+            <w:gridCol w:w="9088"/>
+          </w:tblGrid>
+        </w:tblGridChange>
+      </w:tblGrid>
       <w:tblPr>
         <w:tblStyle w:val="Table1"/>
         <w:tblW w:w="9923.0" w:type="dxa"/>
@@ -28,16 +38,6 @@
         <w:tblLayout w:type="fixed"/>
         <w:tblLook w:val="0400"/>
       </w:tblPr>
-      <w:tblGrid>
-        <w:gridCol w:w="835"/>
-        <w:gridCol w:w="9088"/>
-        <w:tblGridChange w:id="0">
-          <w:tblGrid>
-            <w:gridCol w:w="835"/>
-            <w:gridCol w:w="9088"/>
-          </w:tblGrid>
-        </w:tblGridChange>
-      </w:tblGrid>
       <w:tr>
         <w:trPr>
           <w:cantSplit w:val="0"/>
@@ -48,6 +48,7 @@
           <w:tcPr/>
           <w:p>
             <w:pPr>
+              <w:keepNext/>
               <w:jc w:val="both"/>
               <w:rPr>
                 <w:rFonts w:ascii="Century Gothic" w:cs="Century Gothic" w:eastAsia="Century Gothic" w:hAnsi="Century Gothic"/>
@@ -70,7 +71,7 @@
                 <wp:inline distB="0" distT="0" distL="0" distR="0">
                   <wp:extent cx="393640" cy="444500"/>
                   <wp:effectExtent b="0" l="0" r="0" t="0"/>
-                  <wp:docPr id="17580" name="image2.png"/>
+                  <wp:docPr id="17579" name="image2.png"/>
                   <a:graphic>
                     <a:graphicData uri="http://schemas.openxmlformats.org/drawingml/2006/picture">
                       <pic:pic>
@@ -110,6 +111,7 @@
           <w:tcPr/>
           <w:p>
             <w:pPr>
+              <w:keepNext/>
               <w:jc w:val="both"/>
               <w:rPr>
                 <w:color w:val="767171"/>
@@ -150,13 +152,6 @@
       </w:r>
     </w:p>
     <w:tbl>
-      <w:tblPr>
-        <w:tblStyle w:val="Table2"/>
-        <w:tblW w:w="10057.0" w:type="dxa"/>
-        <w:jc w:val="left"/>
-        <w:tblLayout w:type="fixed"/>
-        <w:tblLook w:val="0400"/>
-      </w:tblPr>
       <w:tblGrid>
         <w:gridCol w:w="10057"/>
         <w:tblGridChange w:id="0">
@@ -165,6 +160,13 @@
           </w:tblGrid>
         </w:tblGridChange>
       </w:tblGrid>
+      <w:tblPr>
+        <w:tblStyle w:val="Table2"/>
+        <w:tblW w:w="10057.0" w:type="dxa"/>
+        <w:jc w:val="left"/>
+        <w:tblLayout w:type="fixed"/>
+        <w:tblLook w:val="0400"/>
+      </w:tblPr>
       <w:tr>
         <w:trPr>
           <w:cantSplit w:val="0"/>
@@ -182,6 +184,7 @@
           </w:tcPr>
           <w:p>
             <w:pPr>
+              <w:keepNext/>
               <w:spacing w:after="0" w:line="240" w:lineRule="auto"/>
               <w:rPr>
                 <w:color w:val="767171"/>
@@ -201,6 +204,285 @@
               <w:rPr>
                 <w:rtl w:val="0"/>
               </w:rPr>
+            </w:r>
+          </w:p>
+        </w:tc>
+      </w:tr>
+    </w:tbl>
+    <w:p>
+      <w:pPr>
+        <w:spacing w:after="0" w:line="360" w:lineRule="auto"/>
+        <w:jc w:val="both"/>
+        <w:rPr>
+          <w:b w:val="1"/>
+          <w:bCs w:val="1"/>
+          <w:sz w:val="24"/>
+          <w:szCs w:val="24"/>
+        </w:rPr>
+      </w:pPr>
+      <w:r>
+        <w:rPr>
+          <w:rtl w:val="0"/>
+        </w:rPr>
+      </w:r>
+    </w:p>
+    <w:tbl>
+      <w:tblGrid>
+        <w:gridCol w:w="10076"/>
+        <w:tblGridChange w:id="0">
+          <w:tblGrid>
+            <w:gridCol w:w="10076"/>
+          </w:tblGrid>
+        </w:tblGridChange>
+      </w:tblGrid>
+      <w:tblPr>
+        <w:tblStyle w:val="Table3"/>
+        <w:tblW w:w="10076.0" w:type="dxa"/>
+        <w:jc w:val="left"/>
+        <w:tblBorders>
+          <w:top w:color="bfbfbf" w:space="0" w:sz="4" w:val="single"/>
+          <w:left w:color="bfbfbf" w:space="0" w:sz="4" w:val="single"/>
+          <w:bottom w:color="bfbfbf" w:space="0" w:sz="4" w:val="single"/>
+          <w:right w:color="bfbfbf" w:space="0" w:sz="4" w:val="single"/>
+          <w:insideH w:color="bfbfbf" w:space="0" w:sz="4" w:val="single"/>
+          <w:insideV w:color="bfbfbf" w:space="0" w:sz="4" w:val="single"/>
+        </w:tblBorders>
+        <w:tblLayout w:type="fixed"/>
+        <w:tblLook w:val="0400"/>
+      </w:tblPr>
+      <w:tr>
+        <w:trPr>
+          <w:cantSplit w:val="0"/>
+          <w:trHeight w:val="440" w:hRule="atLeast"/>
+          <w:tblHeader w:val="0"/>
+        </w:trPr>
+        <w:tc>
+          <w:tcPr>
+            <w:vAlign w:val="center"/>
+          </w:tcPr>
+          <w:p>
+            <w:pPr>
+              <w:keepNext/>
+              <w:rPr>
+                <w:b w:val="1"/>
+                <w:bCs w:val="1"/>
+                <w:color w:val="767171"/>
+                <w:sz w:val="24"/>
+                <w:szCs w:val="24"/>
+              </w:rPr>
+            </w:pPr>
+            <w:r>
+              <w:rPr>
+                <w:sz w:val="24"/>
+                <w:szCs w:val="24"/>
+                <w:rtl w:val="0"/>
+              </w:rPr>
+              <w:t xml:space="preserve">1. Mira tu carta Gantt y reflexiona sobre los avances de tu Proyecto APT</w:t>
+            </w:r>
+            <w:r>
+              <w:rPr>
+                <w:rtl w:val="0"/>
+              </w:rPr>
+            </w:r>
+          </w:p>
+        </w:tc>
+      </w:tr>
+      <w:tr>
+        <w:trPr>
+          <w:cantSplit w:val="0"/>
+          <w:trHeight w:val="1639" w:hRule="atLeast"/>
+          <w:tblHeader w:val="0"/>
+        </w:trPr>
+        <w:tc>
+          <w:tcPr>
+            <w:shd w:fill="deeaf6" w:val="clear"/>
+            <w:vAlign w:val="center"/>
+          </w:tcPr>
+          <w:p>
+            <w:pPr>
+              <w:jc w:val="both"/>
+              <w:rPr>
+                <w:sz w:val="24"/>
+                <w:szCs w:val="24"/>
+              </w:rPr>
+            </w:pPr>
+            <w:r>
+              <w:rPr>
+                <w:sz w:val="24"/>
+                <w:szCs w:val="24"/>
+                <w:rtl w:val="0"/>
+              </w:rPr>
+              <w:t xml:space="preserve">¿Has podido cumplir todas las actividades en los tiempos definidos? ¿Qué factores han facilitado o dificultado el desarrollo de las actividades de tu plan de trabajo?</w:t>
+            </w:r>
+          </w:p>
+          <w:p>
+            <w:pPr>
+              <w:jc w:val="both"/>
+              <w:rPr>
+                <w:sz w:val="24"/>
+                <w:szCs w:val="24"/>
+              </w:rPr>
+            </w:pPr>
+            <w:r>
+              <w:rPr>
+                <w:rtl w:val="0"/>
+              </w:rPr>
+            </w:r>
+          </w:p>
+          <w:p>
+            <w:pPr>
+              <w:jc w:val="both"/>
+              <w:rPr>
+                <w:sz w:val="24"/>
+                <w:szCs w:val="24"/>
+              </w:rPr>
+            </w:pPr>
+            <w:r>
+              <w:rPr>
+                <w:sz w:val="24"/>
+                <w:szCs w:val="24"/>
+                <w:rtl w:val="0"/>
+              </w:rPr>
+              <w:t xml:space="preserve">Sí, he podido cumplir con las actividades que se tenían planificadas en los tiempos definidos. Hasta el momento se ha logrado avanzar según lo establecido y se presentó el MVP de la pasarela de pago, el cual ya se encuentra funcionando y conectado con la base de datos. Todavía faltan algunas cosas por completar y que Alloxentric pueda probarlo para detectar posibles errores o ajustes, pero la parte principal del MVP ya está funcionando. Lo que más nos ha ayudado ha sido mantenernos organizados con las tareas y dividir el trabajo entre los integrantes. </w:t>
+            </w:r>
+          </w:p>
+        </w:tc>
+      </w:tr>
+    </w:tbl>
+    <w:p>
+      <w:pPr>
+        <w:spacing w:after="0" w:line="360" w:lineRule="auto"/>
+        <w:jc w:val="both"/>
+        <w:rPr>
+          <w:color w:val="595959"/>
+          <w:sz w:val="24"/>
+          <w:szCs w:val="24"/>
+        </w:rPr>
+      </w:pPr>
+      <w:r>
+        <w:rPr>
+          <w:rtl w:val="0"/>
+        </w:rPr>
+      </w:r>
+    </w:p>
+    <w:tbl>
+      <w:tblGrid>
+        <w:gridCol w:w="10076"/>
+        <w:tblGridChange w:id="0">
+          <w:tblGrid>
+            <w:gridCol w:w="10076"/>
+          </w:tblGrid>
+        </w:tblGridChange>
+      </w:tblGrid>
+      <w:tblPr>
+        <w:tblStyle w:val="Table4"/>
+        <w:tblW w:w="10076.0" w:type="dxa"/>
+        <w:jc w:val="left"/>
+        <w:tblBorders>
+          <w:top w:color="bfbfbf" w:space="0" w:sz="4" w:val="single"/>
+          <w:left w:color="bfbfbf" w:space="0" w:sz="4" w:val="single"/>
+          <w:bottom w:color="bfbfbf" w:space="0" w:sz="4" w:val="single"/>
+          <w:right w:color="bfbfbf" w:space="0" w:sz="4" w:val="single"/>
+          <w:insideH w:color="bfbfbf" w:space="0" w:sz="4" w:val="single"/>
+          <w:insideV w:color="bfbfbf" w:space="0" w:sz="4" w:val="single"/>
+        </w:tblBorders>
+        <w:tblLayout w:type="fixed"/>
+        <w:tblLook w:val="0400"/>
+      </w:tblPr>
+      <w:tr>
+        <w:trPr>
+          <w:cantSplit w:val="0"/>
+          <w:trHeight w:val="440" w:hRule="atLeast"/>
+          <w:tblHeader w:val="0"/>
+        </w:trPr>
+        <w:tc>
+          <w:tcPr>
+            <w:vAlign w:val="center"/>
+          </w:tcPr>
+          <w:p>
+            <w:pPr>
+              <w:keepNext/>
+              <w:rPr>
+                <w:b w:val="1"/>
+                <w:bCs w:val="1"/>
+                <w:color w:val="767171"/>
+                <w:sz w:val="24"/>
+                <w:szCs w:val="24"/>
+              </w:rPr>
+            </w:pPr>
+            <w:r>
+              <w:rPr>
+                <w:sz w:val="24"/>
+                <w:szCs w:val="24"/>
+                <w:rtl w:val="0"/>
+              </w:rPr>
+              <w:t xml:space="preserve">2. </w:t>
+            </w:r>
+            <w:r>
+              <w:rPr>
+                <w:rtl w:val="0"/>
+              </w:rPr>
+            </w:r>
+          </w:p>
+        </w:tc>
+      </w:tr>
+      <w:tr>
+        <w:trPr>
+          <w:cantSplit w:val="0"/>
+          <w:trHeight w:val="1639" w:hRule="atLeast"/>
+          <w:tblHeader w:val="0"/>
+        </w:trPr>
+        <w:tc>
+          <w:tcPr>
+            <w:shd w:fill="deeaf6" w:val="clear"/>
+            <w:vAlign w:val="center"/>
+          </w:tcPr>
+          <w:p>
+            <w:pPr>
+              <w:jc w:val="both"/>
+              <w:rPr>
+                <w:sz w:val="24"/>
+                <w:szCs w:val="24"/>
+              </w:rPr>
+            </w:pPr>
+            <w:r>
+              <w:rPr>
+                <w:sz w:val="24"/>
+                <w:szCs w:val="24"/>
+                <w:rtl w:val="0"/>
+              </w:rPr>
+              <w:t xml:space="preserve">¿De qué manera has enfrentado y/o planeas enfrentar las dificultades que han afectado el desarrollo de tu Proyecto APT? </w:t>
+            </w:r>
+          </w:p>
+          <w:p>
+            <w:pPr>
+              <w:jc w:val="both"/>
+              <w:rPr>
+                <w:sz w:val="24"/>
+                <w:szCs w:val="24"/>
+              </w:rPr>
+            </w:pPr>
+            <w:r>
+              <w:rPr>
+                <w:rtl w:val="0"/>
+              </w:rPr>
+            </w:r>
+          </w:p>
+          <w:p>
+            <w:pPr>
+              <w:jc w:val="both"/>
+              <w:rPr>
+                <w:sz w:val="24"/>
+                <w:szCs w:val="24"/>
+              </w:rPr>
+            </w:pPr>
+            <w:r>
+              <w:rPr>
+                <w:sz w:val="24"/>
+                <w:szCs w:val="24"/>
+                <w:rtl w:val="0"/>
+              </w:rPr>
+              <w:t xml:space="preserve">Una de las principales dificultades que he tenido ha sido organizar bien el trabajo y saber cómo dividir las tareas entre los integrantes, ya que algunas actividades requieren más tiempo que otras. Para solucionarlo, hemos ido conversando sobre lo que tiene que hacer cada uno y repartiendo las tareas según lo que queda pendiente. Para las próximas actividades, creo que es importante seguir organizándonos de esta manera para que el trabajo quede bien distribuido y no se sobrecargue a una sola persona.  </w:t>
             </w:r>
           </w:p>
         </w:tc>
@@ -241,21 +523,6 @@
       </w:r>
     </w:p>
     <w:tbl>
-      <w:tblPr>
-        <w:tblStyle w:val="Table3"/>
-        <w:tblW w:w="10076.0" w:type="dxa"/>
-        <w:jc w:val="left"/>
-        <w:tblBorders>
-          <w:top w:color="bfbfbf" w:space="0" w:sz="4" w:val="single"/>
-          <w:left w:color="bfbfbf" w:space="0" w:sz="4" w:val="single"/>
-          <w:bottom w:color="bfbfbf" w:space="0" w:sz="4" w:val="single"/>
-          <w:right w:color="bfbfbf" w:space="0" w:sz="4" w:val="single"/>
-          <w:insideH w:color="bfbfbf" w:space="0" w:sz="4" w:val="single"/>
-          <w:insideV w:color="bfbfbf" w:space="0" w:sz="4" w:val="single"/>
-        </w:tblBorders>
-        <w:tblLayout w:type="fixed"/>
-        <w:tblLook w:val="0400"/>
-      </w:tblPr>
       <w:tblGrid>
         <w:gridCol w:w="10076"/>
         <w:tblGridChange w:id="0">
@@ -264,404 +531,6 @@
           </w:tblGrid>
         </w:tblGridChange>
       </w:tblGrid>
-      <w:tr>
-        <w:trPr>
-          <w:cantSplit w:val="0"/>
-          <w:trHeight w:val="440" w:hRule="atLeast"/>
-          <w:tblHeader w:val="0"/>
-        </w:trPr>
-        <w:tc>
-          <w:tcPr>
-            <w:vAlign w:val="center"/>
-          </w:tcPr>
-          <w:p>
-            <w:pPr>
-              <w:rPr>
-                <w:b w:val="1"/>
-                <w:bCs w:val="1"/>
-                <w:color w:val="767171"/>
-                <w:sz w:val="24"/>
-                <w:szCs w:val="24"/>
-              </w:rPr>
-            </w:pPr>
-            <w:r>
-              <w:rPr>
-                <w:sz w:val="24"/>
-                <w:szCs w:val="24"/>
-                <w:rtl w:val="0"/>
-              </w:rPr>
-              <w:t xml:space="preserve">1. Mira tu carta Gantt y reflexiona sobre los avances de tu Proyecto APT</w:t>
-            </w:r>
-            <w:r>
-              <w:rPr>
-                <w:rtl w:val="0"/>
-              </w:rPr>
-            </w:r>
-          </w:p>
-        </w:tc>
-      </w:tr>
-      <w:tr>
-        <w:trPr>
-          <w:cantSplit w:val="0"/>
-          <w:trHeight w:val="1639" w:hRule="atLeast"/>
-          <w:tblHeader w:val="0"/>
-        </w:trPr>
-        <w:tc>
-          <w:tcPr>
-            <w:shd w:fill="deeaf6" w:val="clear"/>
-            <w:vAlign w:val="center"/>
-          </w:tcPr>
-          <w:p>
-            <w:pPr>
-              <w:jc w:val="both"/>
-              <w:rPr>
-                <w:sz w:val="24"/>
-                <w:szCs w:val="24"/>
-              </w:rPr>
-            </w:pPr>
-            <w:r>
-              <w:rPr>
-                <w:sz w:val="24"/>
-                <w:szCs w:val="24"/>
-                <w:rtl w:val="0"/>
-              </w:rPr>
-              <w:t xml:space="preserve">¿Has podido cumplir todas las actividades en los tiempos definidos? ¿Qué factores han facilitado o dificultado el desarrollo de las actividades de tu plan de trabajo?</w:t>
-            </w:r>
-          </w:p>
-          <w:p>
-            <w:pPr>
-              <w:jc w:val="both"/>
-              <w:rPr>
-                <w:sz w:val="24"/>
-                <w:szCs w:val="24"/>
-              </w:rPr>
-            </w:pPr>
-            <w:r>
-              <w:rPr>
-                <w:rtl w:val="0"/>
-              </w:rPr>
-            </w:r>
-          </w:p>
-          <w:p>
-            <w:pPr>
-              <w:jc w:val="both"/>
-              <w:rPr>
-                <w:sz w:val="24"/>
-                <w:szCs w:val="24"/>
-              </w:rPr>
-            </w:pPr>
-            <w:r>
-              <w:rPr>
-                <w:sz w:val="24"/>
-                <w:szCs w:val="24"/>
-                <w:rtl w:val="0"/>
-              </w:rPr>
-              <w:t xml:space="preserve">Sí, he podido cumplir con las actividades que se tenían planificadas en los tiempos definidos. Hasta el momento se ha logrado avanzar según lo establecido y se presentó el MVP de la pasarela de pago, el cual ya se encuentra funcionando y conectado con la base de datos. Todavía faltan algunas cosas por completar y que Alloxentric pueda probarlo para detectar posibles errores o ajustes, pero la parte principal del MVP ya está funcionando. Lo que más nos ha ayudado ha sido mantenernos organizados con las tareas y dividir el trabajo entre los integrantes. </w:t>
-            </w:r>
-          </w:p>
-          <w:p>
-            <w:pPr>
-              <w:jc w:val="both"/>
-              <w:rPr>
-                <w:color w:val="767171"/>
-                <w:sz w:val="24"/>
-                <w:szCs w:val="24"/>
-              </w:rPr>
-            </w:pPr>
-            <w:r>
-              <w:rPr>
-                <w:rtl w:val="0"/>
-              </w:rPr>
-            </w:r>
-          </w:p>
-          <w:p>
-            <w:pPr>
-              <w:jc w:val="both"/>
-              <w:rPr>
-                <w:rFonts w:ascii="Calibri" w:cs="Calibri" w:eastAsia="Calibri" w:hAnsi="Calibri"/>
-                <w:b w:val="1"/>
-                <w:bCs w:val="1"/>
-                <w:color w:val="1f4e79"/>
-              </w:rPr>
-            </w:pPr>
-            <w:r>
-              <w:rPr>
-                <w:rtl w:val="0"/>
-              </w:rPr>
-            </w:r>
-          </w:p>
-          <w:p>
-            <w:pPr>
-              <w:jc w:val="both"/>
-              <w:rPr>
-                <w:rFonts w:ascii="Calibri" w:cs="Calibri" w:eastAsia="Calibri" w:hAnsi="Calibri"/>
-                <w:b w:val="1"/>
-                <w:bCs w:val="1"/>
-                <w:color w:val="1f4e79"/>
-              </w:rPr>
-            </w:pPr>
-            <w:r>
-              <w:rPr>
-                <w:rtl w:val="0"/>
-              </w:rPr>
-            </w:r>
-          </w:p>
-          <w:p>
-            <w:pPr>
-              <w:jc w:val="both"/>
-              <w:rPr>
-                <w:rFonts w:ascii="Calibri" w:cs="Calibri" w:eastAsia="Calibri" w:hAnsi="Calibri"/>
-                <w:b w:val="1"/>
-                <w:bCs w:val="1"/>
-                <w:color w:val="1f4e79"/>
-              </w:rPr>
-            </w:pPr>
-            <w:r>
-              <w:rPr>
-                <w:rtl w:val="0"/>
-              </w:rPr>
-            </w:r>
-          </w:p>
-        </w:tc>
-      </w:tr>
-    </w:tbl>
-    <w:p>
-      <w:pPr>
-        <w:spacing w:after="0" w:line="360" w:lineRule="auto"/>
-        <w:jc w:val="both"/>
-        <w:rPr>
-          <w:color w:val="595959"/>
-          <w:sz w:val="24"/>
-          <w:szCs w:val="24"/>
-        </w:rPr>
-      </w:pPr>
-      <w:r>
-        <w:rPr>
-          <w:rtl w:val="0"/>
-        </w:rPr>
-      </w:r>
-    </w:p>
-    <w:tbl>
-      <w:tblPr>
-        <w:tblStyle w:val="Table4"/>
-        <w:tblW w:w="10076.0" w:type="dxa"/>
-        <w:jc w:val="left"/>
-        <w:tblBorders>
-          <w:top w:color="bfbfbf" w:space="0" w:sz="4" w:val="single"/>
-          <w:left w:color="bfbfbf" w:space="0" w:sz="4" w:val="single"/>
-          <w:bottom w:color="bfbfbf" w:space="0" w:sz="4" w:val="single"/>
-          <w:right w:color="bfbfbf" w:space="0" w:sz="4" w:val="single"/>
-          <w:insideH w:color="bfbfbf" w:space="0" w:sz="4" w:val="single"/>
-          <w:insideV w:color="bfbfbf" w:space="0" w:sz="4" w:val="single"/>
-        </w:tblBorders>
-        <w:tblLayout w:type="fixed"/>
-        <w:tblLook w:val="0400"/>
-      </w:tblPr>
-      <w:tblGrid>
-        <w:gridCol w:w="10076"/>
-        <w:tblGridChange w:id="0">
-          <w:tblGrid>
-            <w:gridCol w:w="10076"/>
-          </w:tblGrid>
-        </w:tblGridChange>
-      </w:tblGrid>
-      <w:tr>
-        <w:trPr>
-          <w:cantSplit w:val="0"/>
-          <w:trHeight w:val="440" w:hRule="atLeast"/>
-          <w:tblHeader w:val="0"/>
-        </w:trPr>
-        <w:tc>
-          <w:tcPr>
-            <w:vAlign w:val="center"/>
-          </w:tcPr>
-          <w:p>
-            <w:pPr>
-              <w:rPr>
-                <w:b w:val="1"/>
-                <w:bCs w:val="1"/>
-                <w:color w:val="767171"/>
-                <w:sz w:val="24"/>
-                <w:szCs w:val="24"/>
-              </w:rPr>
-            </w:pPr>
-            <w:r>
-              <w:rPr>
-                <w:sz w:val="24"/>
-                <w:szCs w:val="24"/>
-                <w:rtl w:val="0"/>
-              </w:rPr>
-              <w:t xml:space="preserve">2. </w:t>
-            </w:r>
-            <w:r>
-              <w:rPr>
-                <w:rtl w:val="0"/>
-              </w:rPr>
-            </w:r>
-          </w:p>
-        </w:tc>
-      </w:tr>
-      <w:tr>
-        <w:trPr>
-          <w:cantSplit w:val="0"/>
-          <w:trHeight w:val="1639" w:hRule="atLeast"/>
-          <w:tblHeader w:val="0"/>
-        </w:trPr>
-        <w:tc>
-          <w:tcPr>
-            <w:shd w:fill="deeaf6" w:val="clear"/>
-            <w:vAlign w:val="center"/>
-          </w:tcPr>
-          <w:p>
-            <w:pPr>
-              <w:jc w:val="both"/>
-              <w:rPr>
-                <w:sz w:val="24"/>
-                <w:szCs w:val="24"/>
-              </w:rPr>
-            </w:pPr>
-            <w:r>
-              <w:rPr>
-                <w:sz w:val="24"/>
-                <w:szCs w:val="24"/>
-                <w:rtl w:val="0"/>
-              </w:rPr>
-              <w:t xml:space="preserve">¿De qué manera has enfrentado y/o planeas enfrentar las dificultades que han afectado el desarrollo de tu Proyecto APT? </w:t>
-            </w:r>
-          </w:p>
-          <w:p>
-            <w:pPr>
-              <w:jc w:val="both"/>
-              <w:rPr>
-                <w:sz w:val="24"/>
-                <w:szCs w:val="24"/>
-              </w:rPr>
-            </w:pPr>
-            <w:r>
-              <w:rPr>
-                <w:rtl w:val="0"/>
-              </w:rPr>
-            </w:r>
-          </w:p>
-          <w:p>
-            <w:pPr>
-              <w:jc w:val="both"/>
-              <w:rPr>
-                <w:sz w:val="24"/>
-                <w:szCs w:val="24"/>
-              </w:rPr>
-            </w:pPr>
-            <w:r>
-              <w:rPr>
-                <w:sz w:val="24"/>
-                <w:szCs w:val="24"/>
-                <w:rtl w:val="0"/>
-              </w:rPr>
-              <w:t xml:space="preserve">Una de las principales dificultades que he tenido ha sido organizar bien el trabajo y saber cómo dividir las tareas entre los integrantes, ya que algunas actividades requieren más tiempo que otras. Para solucionarlo, hemos ido conversando sobre lo que tiene que hacer cada uno y repartiendo las tareas según lo que queda pendiente. Para las próximas actividades, creo que es importante seguir organizándonos de esta manera para que el trabajo quede bien distribuido y no se sobrecargue a una sola persona.  </w:t>
-            </w:r>
-          </w:p>
-          <w:p>
-            <w:pPr>
-              <w:jc w:val="both"/>
-              <w:rPr>
-                <w:rFonts w:ascii="Calibri" w:cs="Calibri" w:eastAsia="Calibri" w:hAnsi="Calibri"/>
-                <w:b w:val="1"/>
-                <w:bCs w:val="1"/>
-                <w:color w:val="1f4e79"/>
-              </w:rPr>
-            </w:pPr>
-            <w:r>
-              <w:rPr>
-                <w:rtl w:val="0"/>
-              </w:rPr>
-            </w:r>
-          </w:p>
-          <w:p>
-            <w:pPr>
-              <w:jc w:val="both"/>
-              <w:rPr>
-                <w:rFonts w:ascii="Calibri" w:cs="Calibri" w:eastAsia="Calibri" w:hAnsi="Calibri"/>
-                <w:b w:val="1"/>
-                <w:bCs w:val="1"/>
-                <w:color w:val="1f4e79"/>
-              </w:rPr>
-            </w:pPr>
-            <w:r>
-              <w:rPr>
-                <w:rtl w:val="0"/>
-              </w:rPr>
-            </w:r>
-          </w:p>
-          <w:p>
-            <w:pPr>
-              <w:jc w:val="both"/>
-              <w:rPr>
-                <w:rFonts w:ascii="Calibri" w:cs="Calibri" w:eastAsia="Calibri" w:hAnsi="Calibri"/>
-                <w:b w:val="1"/>
-                <w:bCs w:val="1"/>
-                <w:color w:val="1f4e79"/>
-              </w:rPr>
-            </w:pPr>
-            <w:r>
-              <w:rPr>
-                <w:rtl w:val="0"/>
-              </w:rPr>
-            </w:r>
-          </w:p>
-          <w:p>
-            <w:pPr>
-              <w:jc w:val="both"/>
-              <w:rPr>
-                <w:rFonts w:ascii="Calibri" w:cs="Calibri" w:eastAsia="Calibri" w:hAnsi="Calibri"/>
-                <w:b w:val="1"/>
-                <w:bCs w:val="1"/>
-                <w:color w:val="1f4e79"/>
-              </w:rPr>
-            </w:pPr>
-            <w:r>
-              <w:rPr>
-                <w:rtl w:val="0"/>
-              </w:rPr>
-            </w:r>
-          </w:p>
-        </w:tc>
-      </w:tr>
-    </w:tbl>
-    <w:p>
-      <w:pPr>
-        <w:spacing w:after="0" w:line="360" w:lineRule="auto"/>
-        <w:jc w:val="both"/>
-        <w:rPr>
-          <w:b w:val="1"/>
-          <w:bCs w:val="1"/>
-          <w:sz w:val="24"/>
-          <w:szCs w:val="24"/>
-        </w:rPr>
-      </w:pPr>
-      <w:r>
-        <w:rPr>
-          <w:rtl w:val="0"/>
-        </w:rPr>
-      </w:r>
-    </w:p>
-    <w:p>
-      <w:pPr>
-        <w:spacing w:after="0" w:line="360" w:lineRule="auto"/>
-        <w:jc w:val="both"/>
-        <w:rPr>
-          <w:b w:val="1"/>
-          <w:bCs w:val="1"/>
-          <w:sz w:val="24"/>
-          <w:szCs w:val="24"/>
-        </w:rPr>
-      </w:pPr>
-      <w:r>
-        <w:rPr>
-          <w:rtl w:val="0"/>
-        </w:rPr>
-      </w:r>
-    </w:p>
-    <w:tbl>
       <w:tblPr>
         <w:tblStyle w:val="Table5"/>
         <w:tblW w:w="10076.0" w:type="dxa"/>
@@ -677,14 +546,6 @@
         <w:tblLayout w:type="fixed"/>
         <w:tblLook w:val="0400"/>
       </w:tblPr>
-      <w:tblGrid>
-        <w:gridCol w:w="10076"/>
-        <w:tblGridChange w:id="0">
-          <w:tblGrid>
-            <w:gridCol w:w="10076"/>
-          </w:tblGrid>
-        </w:tblGridChange>
-      </w:tblGrid>
       <w:tr>
         <w:trPr>
           <w:cantSplit w:val="0"/>
@@ -697,6 +558,7 @@
           </w:tcPr>
           <w:p>
             <w:pPr>
+              <w:keepNext/>
               <w:rPr>
                 <w:b w:val="1"/>
                 <w:bCs w:val="1"/>
@@ -765,84 +627,6 @@
                 <w:rtl w:val="0"/>
               </w:rPr>
               <w:t xml:space="preserve">Evalúo mi trabajo de manera positiva, aunque siento que todavía puedo involucrarme más en algunas partes del desarrollo. En esta etapa mi participación estuvo principalmente en la revisión de una rama y en apoyar con lo que se necesitaba. Destaco haber podido revisar y aportar desde mi parte al proyecto. Como aspecto a mejorar, creo que debería involucrarme más en el desarrollo y tomar más tareas para poder aportar de una manera más activa en las próximas etapas.</w:t>
-            </w:r>
-          </w:p>
-          <w:p>
-            <w:pPr>
-              <w:jc w:val="both"/>
-              <w:rPr>
-                <w:sz w:val="24"/>
-                <w:szCs w:val="24"/>
-              </w:rPr>
-            </w:pPr>
-            <w:r>
-              <w:rPr>
-                <w:rtl w:val="0"/>
-              </w:rPr>
-            </w:r>
-          </w:p>
-          <w:p>
-            <w:pPr>
-              <w:jc w:val="both"/>
-              <w:rPr>
-                <w:rFonts w:ascii="Calibri" w:cs="Calibri" w:eastAsia="Calibri" w:hAnsi="Calibri"/>
-                <w:b w:val="1"/>
-                <w:bCs w:val="1"/>
-                <w:color w:val="1f4e79"/>
-              </w:rPr>
-            </w:pPr>
-            <w:r>
-              <w:rPr>
-                <w:rtl w:val="0"/>
-              </w:rPr>
-            </w:r>
-          </w:p>
-          <w:p>
-            <w:pPr>
-              <w:jc w:val="both"/>
-              <w:rPr>
-                <w:rFonts w:ascii="Calibri" w:cs="Calibri" w:eastAsia="Calibri" w:hAnsi="Calibri"/>
-                <w:b w:val="1"/>
-                <w:bCs w:val="1"/>
-                <w:color w:val="1f4e79"/>
-              </w:rPr>
-            </w:pPr>
-            <w:r>
-              <w:rPr>
-                <w:rtl w:val="0"/>
-              </w:rPr>
-            </w:r>
-          </w:p>
-          <w:p>
-            <w:pPr>
-              <w:jc w:val="both"/>
-              <w:rPr>
-                <w:rFonts w:ascii="Calibri" w:cs="Calibri" w:eastAsia="Calibri" w:hAnsi="Calibri"/>
-                <w:b w:val="1"/>
-                <w:bCs w:val="1"/>
-                <w:color w:val="1f4e79"/>
-              </w:rPr>
-            </w:pPr>
-            <w:r>
-              <w:rPr>
-                <w:rtl w:val="0"/>
-              </w:rPr>
-            </w:r>
-          </w:p>
-          <w:p>
-            <w:pPr>
-              <w:jc w:val="both"/>
-              <w:rPr>
-                <w:rFonts w:ascii="Calibri" w:cs="Calibri" w:eastAsia="Calibri" w:hAnsi="Calibri"/>
-                <w:b w:val="1"/>
-                <w:bCs w:val="1"/>
-                <w:color w:val="1f4e79"/>
-              </w:rPr>
-            </w:pPr>
-            <w:r>
-              <w:rPr>
-                <w:rtl w:val="0"/>
-              </w:rPr>
             </w:r>
           </w:p>
         </w:tc>
@@ -875,6 +659,14 @@
       </w:r>
     </w:p>
     <w:tbl>
+      <w:tblGrid>
+        <w:gridCol w:w="10076"/>
+        <w:tblGridChange w:id="0">
+          <w:tblGrid>
+            <w:gridCol w:w="10076"/>
+          </w:tblGrid>
+        </w:tblGridChange>
+      </w:tblGrid>
       <w:tblPr>
         <w:tblStyle w:val="Table6"/>
         <w:tblW w:w="10076.0" w:type="dxa"/>
@@ -890,14 +682,6 @@
         <w:tblLayout w:type="fixed"/>
         <w:tblLook w:val="0400"/>
       </w:tblPr>
-      <w:tblGrid>
-        <w:gridCol w:w="10076"/>
-        <w:tblGridChange w:id="0">
-          <w:tblGrid>
-            <w:gridCol w:w="10076"/>
-          </w:tblGrid>
-        </w:tblGridChange>
-      </w:tblGrid>
       <w:tr>
         <w:trPr>
           <w:cantSplit w:val="0"/>
@@ -910,6 +694,7 @@
           </w:tcPr>
           <w:p>
             <w:pPr>
+              <w:keepNext/>
               <w:rPr>
                 <w:b w:val="1"/>
                 <w:bCs w:val="1"/>
@@ -984,69 +769,6 @@
                 <w:rtl w:val="0"/>
               </w:rPr>
               <w:t xml:space="preserve">Mi principal inquietud es saber qué cambios o ajustes pueden ser necesarios después de que Alloxentric pruebe el MVP. También me gustaría saber si lo que tenemos actualmente cumple con lo esperado para esta etapa o si hay algún aspecto que deberíamos mejorar antes de continuar con las siguientes actividades.</w:t>
-            </w:r>
-          </w:p>
-          <w:p>
-            <w:pPr>
-              <w:jc w:val="both"/>
-              <w:rPr>
-                <w:b w:val="1"/>
-                <w:bCs w:val="1"/>
-                <w:color w:val="1f4e79"/>
-              </w:rPr>
-            </w:pPr>
-            <w:r>
-              <w:rPr>
-                <w:rtl w:val="0"/>
-              </w:rPr>
-            </w:r>
-          </w:p>
-          <w:p>
-            <w:pPr>
-              <w:jc w:val="both"/>
-              <w:rPr>
-                <w:rFonts w:ascii="Calibri" w:cs="Calibri" w:eastAsia="Calibri" w:hAnsi="Calibri"/>
-                <w:b w:val="1"/>
-                <w:bCs w:val="1"/>
-                <w:color w:val="1f4e79"/>
-              </w:rPr>
-            </w:pPr>
-            <w:r>
-              <w:rPr>
-                <w:rtl w:val="0"/>
-              </w:rPr>
-            </w:r>
-          </w:p>
-          <w:p>
-            <w:pPr>
-              <w:jc w:val="both"/>
-              <w:rPr>
-                <w:rFonts w:ascii="Calibri" w:cs="Calibri" w:eastAsia="Calibri" w:hAnsi="Calibri"/>
-                <w:b w:val="1"/>
-                <w:bCs w:val="1"/>
-                <w:color w:val="1f4e79"/>
-              </w:rPr>
-            </w:pPr>
-            <w:r>
-              <w:rPr>
-                <w:rtl w:val="0"/>
-              </w:rPr>
-            </w:r>
-          </w:p>
-          <w:p>
-            <w:pPr>
-              <w:jc w:val="both"/>
-              <w:rPr>
-                <w:rFonts w:ascii="Calibri" w:cs="Calibri" w:eastAsia="Calibri" w:hAnsi="Calibri"/>
-                <w:b w:val="1"/>
-                <w:bCs w:val="1"/>
-                <w:color w:val="1f4e79"/>
-              </w:rPr>
-            </w:pPr>
-            <w:r>
-              <w:rPr>
-                <w:rtl w:val="0"/>
-              </w:rPr>
             </w:r>
           </w:p>
         </w:tc>
@@ -1133,7 +855,32 @@
         </w:rPr>
       </w:r>
     </w:p>
+    <w:p>
+      <w:pPr>
+        <w:spacing w:after="0" w:line="360" w:lineRule="auto"/>
+        <w:jc w:val="both"/>
+        <w:rPr>
+          <w:b w:val="1"/>
+          <w:bCs w:val="1"/>
+          <w:sz w:val="24"/>
+          <w:szCs w:val="24"/>
+        </w:rPr>
+      </w:pPr>
+      <w:r>
+        <w:rPr>
+          <w:rtl w:val="0"/>
+        </w:rPr>
+      </w:r>
+    </w:p>
     <w:tbl>
+      <w:tblGrid>
+        <w:gridCol w:w="10076"/>
+        <w:tblGridChange w:id="0">
+          <w:tblGrid>
+            <w:gridCol w:w="10076"/>
+          </w:tblGrid>
+        </w:tblGridChange>
+      </w:tblGrid>
       <w:tblPr>
         <w:tblStyle w:val="Table7"/>
         <w:tblW w:w="10076.0" w:type="dxa"/>
@@ -1149,14 +896,6 @@
         <w:tblLayout w:type="fixed"/>
         <w:tblLook w:val="0400"/>
       </w:tblPr>
-      <w:tblGrid>
-        <w:gridCol w:w="10076"/>
-        <w:tblGridChange w:id="0">
-          <w:tblGrid>
-            <w:gridCol w:w="10076"/>
-          </w:tblGrid>
-        </w:tblGridChange>
-      </w:tblGrid>
       <w:tr>
         <w:trPr>
           <w:cantSplit w:val="0"/>
@@ -1169,6 +908,7 @@
           </w:tcPr>
           <w:p>
             <w:pPr>
+              <w:keepNext/>
               <w:rPr>
                 <w:b w:val="1"/>
                 <w:bCs w:val="1"/>
@@ -1243,52 +983,6 @@
                 <w:rtl w:val="0"/>
               </w:rPr>
               <w:t xml:space="preserve">Por el momento considero que la distribución de las actividades funciona bien, aunque ha sido necesario conversar y organizarnos para repartirlas de manera más equilibrada. No creo que sea necesario hacer grandes cambios en este momento, pero si aparecen nuevas tareas a partir de las pruebas del MVP, sería bueno revisar nuevamente la distribución para que cada integrante tenga una carga de trabajo similar.</w:t>
-            </w:r>
-          </w:p>
-          <w:p>
-            <w:pPr>
-              <w:jc w:val="both"/>
-              <w:rPr>
-                <w:color w:val="767171"/>
-                <w:sz w:val="24"/>
-                <w:szCs w:val="24"/>
-              </w:rPr>
-            </w:pPr>
-            <w:r>
-              <w:rPr>
-                <w:rtl w:val="0"/>
-              </w:rPr>
-            </w:r>
-          </w:p>
-          <w:p>
-            <w:pPr>
-              <w:jc w:val="both"/>
-              <w:rPr>
-                <w:color w:val="767171"/>
-                <w:sz w:val="24"/>
-                <w:szCs w:val="24"/>
-              </w:rPr>
-            </w:pPr>
-            <w:r>
-              <w:rPr>
-                <w:rtl w:val="0"/>
-              </w:rPr>
-            </w:r>
-          </w:p>
-          <w:p>
-            <w:pPr>
-              <w:jc w:val="both"/>
-              <w:rPr>
-                <w:rFonts w:ascii="Calibri" w:cs="Calibri" w:eastAsia="Calibri" w:hAnsi="Calibri"/>
-                <w:b w:val="1"/>
-                <w:bCs w:val="1"/>
-                <w:color w:val="1f4e79"/>
-              </w:rPr>
-            </w:pPr>
-            <w:r>
-              <w:rPr>
-                <w:rtl w:val="0"/>
-              </w:rPr>
             </w:r>
           </w:p>
         </w:tc>
@@ -1328,6 +1022,14 @@
       </w:r>
     </w:p>
     <w:tbl>
+      <w:tblGrid>
+        <w:gridCol w:w="10076"/>
+        <w:tblGridChange w:id="0">
+          <w:tblGrid>
+            <w:gridCol w:w="10076"/>
+          </w:tblGrid>
+        </w:tblGridChange>
+      </w:tblGrid>
       <w:tblPr>
         <w:tblStyle w:val="Table8"/>
         <w:tblW w:w="10076.0" w:type="dxa"/>
@@ -1343,14 +1045,6 @@
         <w:tblLayout w:type="fixed"/>
         <w:tblLook w:val="0400"/>
       </w:tblPr>
-      <w:tblGrid>
-        <w:gridCol w:w="10076"/>
-        <w:tblGridChange w:id="0">
-          <w:tblGrid>
-            <w:gridCol w:w="10076"/>
-          </w:tblGrid>
-        </w:tblGridChange>
-      </w:tblGrid>
       <w:tr>
         <w:trPr>
           <w:cantSplit w:val="0"/>
@@ -1363,6 +1057,7 @@
           </w:tcPr>
           <w:p>
             <w:pPr>
+              <w:keepNext/>
               <w:rPr>
                 <w:b w:val="1"/>
                 <w:bCs w:val="1"/>
@@ -1455,95 +1150,17 @@
               <w:t xml:space="preserve">Considero que el trabajo en grupo ha sido muy bueno, ya que hemos podido avanzar y cumplir con las actividades que teníamos planificadas. Destaco principalmente la buena comunicación que hemos tenido, la disposición para ayudarnos cuando alguno lo necesita y la confianza para conversar sobre lo que se puede mejorar. También creo que nos hemos complementado bien en las distintas tareas y hemos logrado sacar adelante el MVP. Como aspecto a mejorar, creo que podríamos organizarnos un poco mejor al momento de dividir las tareas, para que el trabajo quede más equilibrado entre todos. </w:t>
             </w:r>
           </w:p>
-          <w:p>
-            <w:pPr>
-              <w:jc w:val="both"/>
-              <w:rPr>
-                <w:color w:val="767171"/>
-                <w:sz w:val="24"/>
-                <w:szCs w:val="24"/>
-              </w:rPr>
-            </w:pPr>
-            <w:r>
-              <w:rPr>
-                <w:rtl w:val="0"/>
-              </w:rPr>
-            </w:r>
-          </w:p>
-          <w:p>
-            <w:pPr>
-              <w:jc w:val="both"/>
-              <w:rPr>
-                <w:color w:val="767171"/>
-                <w:sz w:val="24"/>
-                <w:szCs w:val="24"/>
-              </w:rPr>
-            </w:pPr>
-            <w:r>
-              <w:rPr>
-                <w:rtl w:val="0"/>
-              </w:rPr>
-            </w:r>
-          </w:p>
-          <w:p>
-            <w:pPr>
-              <w:jc w:val="both"/>
-              <w:rPr>
-                <w:rFonts w:ascii="Calibri" w:cs="Calibri" w:eastAsia="Calibri" w:hAnsi="Calibri"/>
-                <w:b w:val="1"/>
-                <w:bCs w:val="1"/>
-                <w:color w:val="1f4e79"/>
-              </w:rPr>
-            </w:pPr>
-            <w:r>
-              <w:rPr>
-                <w:rtl w:val="0"/>
-              </w:rPr>
-            </w:r>
-          </w:p>
         </w:tc>
       </w:tr>
     </w:tbl>
-    <w:p>
-      <w:pPr>
-        <w:spacing w:after="0" w:line="360" w:lineRule="auto"/>
-        <w:jc w:val="both"/>
-        <w:rPr>
-          <w:color w:val="595959"/>
-          <w:sz w:val="24"/>
-          <w:szCs w:val="24"/>
-        </w:rPr>
-      </w:pPr>
-      <w:r>
-        <w:rPr>
-          <w:rtl w:val="0"/>
-        </w:rPr>
-      </w:r>
-    </w:p>
-    <w:p>
-      <w:pPr>
-        <w:spacing w:after="0" w:line="360" w:lineRule="auto"/>
-        <w:jc w:val="both"/>
-        <w:rPr>
-          <w:b w:val="1"/>
-          <w:bCs w:val="1"/>
-          <w:sz w:val="24"/>
-          <w:szCs w:val="24"/>
-        </w:rPr>
-      </w:pPr>
-      <w:r>
-        <w:rPr>
-          <w:rtl w:val="0"/>
-        </w:rPr>
-      </w:r>
-    </w:p>
     <w:sectPr>
       <w:headerReference r:id="rId8" w:type="default"/>
       <w:headerReference r:id="rId9" w:type="first"/>
       <w:footerReference r:id="rId10" w:type="default"/>
+      <w:footerReference r:id="rId11" w:type="first"/>
       <w:pgSz w:h="15840" w:w="12240" w:orient="portrait"/>
       <w:pgMar w:bottom="1134" w:top="1440" w:left="1077" w:right="1077" w:header="567" w:footer="465"/>
-      <w:pgNumType w:start="0"/>
+      <w:pgNumType w:start="1"/>
     </w:sectPr>
   </w:body>
 </w:document>
@@ -1553,25 +1170,7 @@
 <w:ftr xmlns:mc="http://schemas.openxmlformats.org/markup-compatibility/2006" xmlns:o="urn:schemas-microsoft-com:office:office" xmlns:r="http://schemas.openxmlformats.org/officeDocument/2006/relationships" xmlns:m="http://schemas.openxmlformats.org/officeDocument/2006/math" xmlns:v="urn:schemas-microsoft-com:vml" xmlns:wp="http://schemas.openxmlformats.org/drawingml/2006/wordprocessingDrawing" xmlns:w10="urn:schemas-microsoft-com:office:word" xmlns:w="http://schemas.openxmlformats.org/wordprocessingml/2006/main" xmlns:wne="http://schemas.microsoft.com/office/word/2006/wordml" xmlns:sl="http://schemas.openxmlformats.org/schemaLibrary/2006/main" xmlns:a="http://schemas.openxmlformats.org/drawingml/2006/main" xmlns:pic="http://schemas.openxmlformats.org/drawingml/2006/picture" xmlns:c="http://schemas.openxmlformats.org/drawingml/2006/chart" xmlns:lc="http://schemas.openxmlformats.org/drawingml/2006/lockedCanvas" xmlns:dgm="http://schemas.openxmlformats.org/drawingml/2006/diagram" xmlns:wps="http://schemas.microsoft.com/office/word/2010/wordprocessingShape" xmlns:wpg="http://schemas.microsoft.com/office/word/2010/wordprocessingGroup" xmlns:w14="http://schemas.microsoft.com/office/word/2010/wordml" xmlns:w15="http://schemas.microsoft.com/office/word/2012/wordml" xmlns:w16="http://schemas.microsoft.com/office/word/2018/wordml" xmlns:w16cex="http://schemas.microsoft.com/office/word/2018/wordml/cex" xmlns:w16cid="http://schemas.microsoft.com/office/word/2016/wordml/cid" xmlns="http://schemas.microsoft.com/office/tasks/2019/documenttasks" xmlns:cr="http://schemas.microsoft.com/office/comments/2020/reactions">
   <w:p>
     <w:pPr>
-      <w:keepNext w:val="0"/>
-      <w:keepLines w:val="0"/>
-      <w:pageBreakBefore w:val="0"/>
-      <w:widowControl w:val="1"/>
-      <w:pBdr>
-        <w:top w:space="0" w:sz="0" w:val="nil"/>
-        <w:left w:space="0" w:sz="0" w:val="nil"/>
-        <w:bottom w:space="0" w:sz="0" w:val="nil"/>
-        <w:right w:space="0" w:sz="0" w:val="nil"/>
-        <w:between w:space="0" w:sz="0" w:val="nil"/>
-      </w:pBdr>
-      <w:shd w:fill="auto" w:val="clear"/>
-      <w:tabs>
-        <w:tab w:val="center" w:leader="none" w:pos="4419"/>
-        <w:tab w:val="right" w:leader="none" w:pos="8838"/>
-      </w:tabs>
-      <w:spacing w:after="0" w:before="0" w:line="240" w:lineRule="auto"/>
-      <w:ind w:left="0" w:right="0" w:firstLine="0"/>
-      <w:jc w:val="left"/>
+      <w:jc w:val="right"/>
       <w:rPr>
         <w:rFonts w:ascii="Calibri" w:cs="Calibri" w:eastAsia="Calibri" w:hAnsi="Calibri"/>
         <w:b w:val="0"/>
@@ -1588,241 +1187,21 @@
         <w:vertAlign w:val="baseline"/>
       </w:rPr>
     </w:pPr>
+    <w:fldSimple w:instr="PAGE"/>
+  </w:p>
+</w:ftr>
+</file>
+
+<file path=word/footer2.xml><?xml version="1.0" encoding="utf-8"?>
+<w:ftr xmlns:mc="http://schemas.openxmlformats.org/markup-compatibility/2006" xmlns:o="urn:schemas-microsoft-com:office:office" xmlns:r="http://schemas.openxmlformats.org/officeDocument/2006/relationships" xmlns:m="http://schemas.openxmlformats.org/officeDocument/2006/math" xmlns:v="urn:schemas-microsoft-com:vml" xmlns:wp="http://schemas.openxmlformats.org/drawingml/2006/wordprocessingDrawing" xmlns:w10="urn:schemas-microsoft-com:office:word" xmlns:w="http://schemas.openxmlformats.org/wordprocessingml/2006/main" xmlns:wne="http://schemas.microsoft.com/office/word/2006/wordml" xmlns:sl="http://schemas.openxmlformats.org/schemaLibrary/2006/main" xmlns:a="http://schemas.openxmlformats.org/drawingml/2006/main" xmlns:pic="http://schemas.openxmlformats.org/drawingml/2006/picture" xmlns:c="http://schemas.openxmlformats.org/drawingml/2006/chart" xmlns:lc="http://schemas.openxmlformats.org/drawingml/2006/lockedCanvas" xmlns:dgm="http://schemas.openxmlformats.org/drawingml/2006/diagram" xmlns:wps="http://schemas.microsoft.com/office/word/2010/wordprocessingShape" xmlns:wpg="http://schemas.microsoft.com/office/word/2010/wordprocessingGroup" xmlns:w14="http://schemas.microsoft.com/office/word/2010/wordml" xmlns:w15="http://schemas.microsoft.com/office/word/2012/wordml" xmlns:w16="http://schemas.microsoft.com/office/word/2018/wordml" xmlns:w16cex="http://schemas.microsoft.com/office/word/2018/wordml/cex" xmlns:w16cid="http://schemas.microsoft.com/office/word/2016/wordml/cid" xmlns="http://schemas.microsoft.com/office/tasks/2019/documenttasks" xmlns:cr="http://schemas.microsoft.com/office/comments/2020/reactions">
+  <w:p>
+    <w:pPr>
+      <w:rPr/>
+    </w:pPr>
     <w:r>
       <w:rPr>
         <w:rtl w:val="0"/>
       </w:rPr>
-    </w:r>
-    <w:r>
-      <mc:AlternateContent>
-        <mc:Choice Requires="wpg">
-          <w:drawing>
-            <wp:anchor allowOverlap="1" behindDoc="0" distB="0" distT="0" distL="114300" distR="114300" hidden="0" layoutInCell="1" locked="0" relativeHeight="0" simplePos="0">
-              <wp:simplePos x="0" y="0"/>
-              <wp:positionH relativeFrom="column">
-                <wp:posOffset>-683894</wp:posOffset>
-              </wp:positionH>
-              <wp:positionV relativeFrom="paragraph">
-                <wp:posOffset>0</wp:posOffset>
-              </wp:positionV>
-              <wp:extent cx="7753350" cy="190500"/>
-              <wp:effectExtent b="0" l="0" r="0" t="0"/>
-              <wp:wrapNone/>
-              <wp:docPr id="17579" name=""/>
-              <a:graphic>
-                <a:graphicData uri="http://schemas.microsoft.com/office/word/2010/wordprocessingGroup">
-                  <wpg:wgp>
-                    <wpg:cNvGrpSpPr/>
-                    <wpg:grpSpPr>
-                      <a:xfrm>
-                        <a:off x="1469325" y="3679975"/>
-                        <a:ext cx="7753350" cy="190500"/>
-                        <a:chOff x="1469325" y="3679975"/>
-                        <a:chExt cx="7753375" cy="195275"/>
-                      </a:xfrm>
-                    </wpg:grpSpPr>
-                    <wpg:grpSp>
-                      <wpg:cNvGrpSpPr/>
-                      <wpg:grpSpPr>
-                        <a:xfrm>
-                          <a:off x="1469325" y="3684750"/>
-                          <a:ext cx="7753350" cy="190500"/>
-                          <a:chOff x="0" y="14970"/>
-                          <a:chExt cx="12255" cy="300"/>
-                        </a:xfrm>
-                      </wpg:grpSpPr>
-                      <wps:wsp>
-                        <wps:cNvSpPr/>
-                        <wps:cNvPr id="3" name="Shape 3"/>
-                        <wps:spPr>
-                          <a:xfrm>
-                            <a:off x="0" y="14970"/>
-                            <a:ext cx="12250" cy="300"/>
-                          </a:xfrm>
-                          <a:prstGeom prst="rect">
-                            <a:avLst/>
-                          </a:prstGeom>
-                          <a:noFill/>
-                          <a:ln>
-                            <a:noFill/>
-                          </a:ln>
-                        </wps:spPr>
-                        <wps:txbx>
-                          <w:txbxContent>
-                            <w:p>
-                              <w:pPr>
-                                <w:spacing w:after="0" w:before="0" w:line="240"/>
-                                <w:ind w:left="0" w:right="0" w:firstLine="0"/>
-                                <w:jc w:val="left"/>
-                                <w:textDirection w:val="btLr"/>
-                              </w:pPr>
-                            </w:p>
-                          </w:txbxContent>
-                        </wps:txbx>
-                        <wps:bodyPr anchorCtr="0" anchor="ctr" bIns="91425" lIns="91425" spcFirstLastPara="1" rIns="91425" wrap="square" tIns="91425">
-                          <a:noAutofit/>
-                        </wps:bodyPr>
-                      </wps:wsp>
-                      <wps:wsp>
-                        <wps:cNvSpPr/>
-                        <wps:cNvPr id="4" name="Shape 4"/>
-                        <wps:spPr>
-                          <a:xfrm>
-                            <a:off x="10803" y="14982"/>
-                            <a:ext cx="659" cy="288"/>
-                          </a:xfrm>
-                          <a:prstGeom prst="rect">
-                            <a:avLst/>
-                          </a:prstGeom>
-                          <a:noFill/>
-                          <a:ln>
-                            <a:noFill/>
-                          </a:ln>
-                        </wps:spPr>
-                        <wps:txbx>
-                          <w:txbxContent>
-                            <w:p>
-                              <w:pPr>
-                                <w:spacing w:after="160" w:before="0" w:line="258.99999618530273"/>
-                                <w:ind w:left="0" w:right="0" w:firstLine="0"/>
-                                <w:jc w:val="center"/>
-                                <w:textDirection w:val="btLr"/>
-                              </w:pPr>
-                              <w:r>
-                                <w:rPr>
-                                  <w:rFonts w:ascii="Calibri" w:cs="Calibri" w:eastAsia="Calibri" w:hAnsi="Calibri"/>
-                                  <w:b w:val="0"/>
-                                  <w:i w:val="0"/>
-                                  <w:smallCaps w:val="0"/>
-                                  <w:strike w:val="0"/>
-                                  <w:color w:val="8c8c8c"/>
-                                  <w:sz w:val="22"/>
-                                  <w:vertAlign w:val="baseline"/>
-                                </w:rPr>
-                                <w:t xml:space="preserve">0</w:t>
-                              </w:r>
-                            </w:p>
-                          </w:txbxContent>
-                        </wps:txbx>
-                        <wps:bodyPr anchorCtr="0" anchor="t" bIns="0" lIns="0" spcFirstLastPara="1" rIns="0" wrap="square" tIns="0">
-                          <a:noAutofit/>
-                        </wps:bodyPr>
-                      </wps:wsp>
-                      <wpg:grpSp>
-                        <wpg:cNvGrpSpPr/>
-                        <wpg:grpSpPr>
-                          <a:xfrm flipH="1">
-                            <a:off x="0" y="14970"/>
-                            <a:ext cx="12255" cy="230"/>
-                            <a:chOff x="-8" y="14978"/>
-                            <a:chExt cx="12255" cy="230"/>
-                          </a:xfrm>
-                        </wpg:grpSpPr>
-                        <wps:wsp>
-                          <wps:cNvCnPr/>
-                          <wps:spPr>
-                            <a:xfrm flipH="1" rot="10800000">
-                              <a:off x="-8" y="14978"/>
-                              <a:ext cx="1260" cy="230"/>
-                            </a:xfrm>
-                            <a:prstGeom prst="bentConnector3">
-                              <a:avLst>
-                                <a:gd fmla="val 923254" name="adj1"/>
-                              </a:avLst>
-                            </a:prstGeom>
-                            <a:noFill/>
-                            <a:ln cap="flat" cmpd="sng" w="9525">
-                              <a:solidFill>
-                                <a:srgbClr val="A5A5A5"/>
-                              </a:solidFill>
-                              <a:prstDash val="solid"/>
-                              <a:miter lim="8000"/>
-                              <a:headEnd len="med" w="med" type="none"/>
-                              <a:tailEnd len="med" w="med" type="none"/>
-                            </a:ln>
-                          </wps:spPr>
-                          <wps:bodyPr anchorCtr="0" anchor="ctr" bIns="91425" lIns="91425" spcFirstLastPara="1" rIns="91425" wrap="square" tIns="91425">
-                            <a:noAutofit/>
-                          </wps:bodyPr>
-                        </wps:wsp>
-                        <wps:wsp>
-                          <wps:cNvCnPr/>
-                          <wps:spPr>
-                            <a:xfrm rot="10800000">
-                              <a:off x="1252" y="14978"/>
-                              <a:ext cx="10995" cy="230"/>
-                            </a:xfrm>
-                            <a:prstGeom prst="bentConnector3">
-                              <a:avLst>
-                                <a:gd fmla="val 14609" name="adj1"/>
-                              </a:avLst>
-                            </a:prstGeom>
-                            <a:noFill/>
-                            <a:ln cap="flat" cmpd="sng" w="9525">
-                              <a:solidFill>
-                                <a:srgbClr val="A5A5A5"/>
-                              </a:solidFill>
-                              <a:prstDash val="solid"/>
-                              <a:miter lim="8000"/>
-                              <a:headEnd len="med" w="med" type="none"/>
-                              <a:tailEnd len="med" w="med" type="none"/>
-                            </a:ln>
-                          </wps:spPr>
-                          <wps:bodyPr anchorCtr="0" anchor="ctr" bIns="91425" lIns="91425" spcFirstLastPara="1" rIns="91425" wrap="square" tIns="91425">
-                            <a:noAutofit/>
-                          </wps:bodyPr>
-                        </wps:wsp>
-                      </wpg:grpSp>
-                    </wpg:grpSp>
-                  </wpg:wgp>
-                </a:graphicData>
-              </a:graphic>
-            </wp:anchor>
-          </w:drawing>
-        </mc:Choice>
-        <mc:Fallback>
-          <w:drawing>
-            <wp:anchor allowOverlap="1" behindDoc="0" distB="0" distT="0" distL="114300" distR="114300" hidden="0" layoutInCell="1" locked="0" relativeHeight="0" simplePos="0">
-              <wp:simplePos x="0" y="0"/>
-              <wp:positionH relativeFrom="column">
-                <wp:posOffset>-683894</wp:posOffset>
-              </wp:positionH>
-              <wp:positionV relativeFrom="paragraph">
-                <wp:posOffset>0</wp:posOffset>
-              </wp:positionV>
-              <wp:extent cx="7753350" cy="190500"/>
-              <wp:effectExtent b="0" l="0" r="0" t="0"/>
-              <wp:wrapNone/>
-              <wp:docPr id="17579" name="image5.png"/>
-              <a:graphic>
-                <a:graphicData uri="http://schemas.openxmlformats.org/drawingml/2006/picture">
-                  <pic:pic>
-                    <pic:nvPicPr>
-                      <pic:cNvPr id="0" name="image5.png"/>
-                      <pic:cNvPicPr preferRelativeResize="0"/>
-                    </pic:nvPicPr>
-                    <pic:blipFill>
-                      <a:blip r:embed="rId1"/>
-                      <a:srcRect/>
-                      <a:stretch>
-                        <a:fillRect/>
-                      </a:stretch>
-                    </pic:blipFill>
-                    <pic:spPr>
-                      <a:xfrm>
-                        <a:off x="0" y="0"/>
-                        <a:ext cx="7753350" cy="190500"/>
-                      </a:xfrm>
-                      <a:prstGeom prst="rect"/>
-                      <a:ln/>
-                    </pic:spPr>
-                  </pic:pic>
-                </a:graphicData>
-              </a:graphic>
-            </wp:anchor>
-          </w:drawing>
-        </mc:Fallback>
-      </mc:AlternateContent>
     </w:r>
   </w:p>
 </w:ftr>
@@ -1990,7 +1369,7 @@
               <wp:inline distB="0" distT="0" distL="0" distR="0">
                 <wp:extent cx="1996440" cy="428625"/>
                 <wp:effectExtent b="0" l="0" r="0" t="0"/>
-                <wp:docPr descr="http://www.duoc.cl/normasgraficas/normasgraficas/marca-duoc/6logo-fondo-transparente/fondo-transparente.png" id="17582" name="image4.png"/>
+                <wp:docPr descr="http://www.duoc.cl/normasgraficas/normasgraficas/marca-duoc/6logo-fondo-transparente/fondo-transparente.png" id="17581" name="image4.png"/>
                 <a:graphic>
                   <a:graphicData uri="http://schemas.openxmlformats.org/drawingml/2006/picture">
                     <pic:pic>
@@ -2181,12 +1560,12 @@
               <wp:inline distB="0" distT="0" distL="0" distR="0">
                 <wp:extent cx="361950" cy="581025"/>
                 <wp:effectExtent b="0" l="0" r="0" t="0"/>
-                <wp:docPr id="17581" name="image1.png"/>
+                <wp:docPr id="17580" name="image3.png"/>
                 <a:graphic>
                   <a:graphicData uri="http://schemas.openxmlformats.org/drawingml/2006/picture">
                     <pic:pic>
                       <pic:nvPicPr>
-                        <pic:cNvPr id="0" name="image1.png"/>
+                        <pic:cNvPr id="0" name="image3.png"/>
                         <pic:cNvPicPr preferRelativeResize="0"/>
                       </pic:nvPicPr>
                       <pic:blipFill>
@@ -2337,12 +1716,12 @@
               <wp:inline distB="0" distT="0" distL="0" distR="0">
                 <wp:extent cx="1895475" cy="466725"/>
                 <wp:effectExtent b="0" l="0" r="0" t="0"/>
-                <wp:docPr id="17583" name="image3.png"/>
+                <wp:docPr id="17582" name="image1.png"/>
                 <a:graphic>
                   <a:graphicData uri="http://schemas.openxmlformats.org/drawingml/2006/picture">
                     <pic:pic>
                       <pic:nvPicPr>
-                        <pic:cNvPr id="0" name="image3.png"/>
+                        <pic:cNvPr id="0" name="image1.png"/>
                         <pic:cNvPicPr preferRelativeResize="0"/>
                       </pic:nvPicPr>
                       <pic:blipFill>
